--- a/Task 3/Report For Task 3 Group 5 Design and Implementation of a Mobile App for Collection of User Experience Data.docx
+++ b/Task 3/Report For Task 3 Group 5 Design and Implementation of a Mobile App for Collection of User Experience Data.docx
@@ -247,7 +247,7 @@
           <w:sz w:val="32"/>
           <w:szCs w:val="32"/>
         </w:rPr>
-        <w:t>2</w:t>
+        <w:t>3</w:t>
       </w:r>
       <w:r>
         <w:rPr>
